--- a/i22-1088-Muhammad-Ahmed-Mufti-TestReport-A02.docx
+++ b/i22-1088-Muhammad-Ahmed-Mufti-TestReport-A02.docx
@@ -217,8 +217,6 @@
           </wp:inline>
         </w:drawing>
       </w:r>
-      <w:bookmarkStart w:id="0" w:name="_GoBack"/>
-      <w:bookmarkEnd w:id="0"/>
     </w:p>
     <w:p>
       <w:r>
@@ -390,13 +388,44 @@
     </w:p>
     <w:p>
       <w:r>
-        <w:t xml:space="preserve">[SCREENSHOT PLACEHOLDER: Insert screenshot showing client error </w:t>
+        <w:drawing>
+          <wp:inline distT="0" distB="0" distL="0" distR="0" wp14:anchorId="5B463E03" wp14:editId="320B712F">
+            <wp:extent cx="4058216" cy="666843"/>
+            <wp:effectExtent l="0" t="0" r="0" b="0"/>
+            <wp:docPr id="4" name="Picture 4"/>
+            <wp:cNvGraphicFramePr>
+              <a:graphicFrameLocks xmlns:a="http://schemas.openxmlformats.org/drawingml/2006/main" noChangeAspect="1"/>
+            </wp:cNvGraphicFramePr>
+            <a:graphic xmlns:a="http://schemas.openxmlformats.org/drawingml/2006/main">
+              <a:graphicData uri="http://schemas.openxmlformats.org/drawingml/2006/picture">
+                <pic:pic xmlns:pic="http://schemas.openxmlformats.org/drawingml/2006/picture">
+                  <pic:nvPicPr>
+                    <pic:cNvPr id="1" name=""/>
+                    <pic:cNvPicPr/>
+                  </pic:nvPicPr>
+                  <pic:blipFill>
+                    <a:blip r:embed="rId9"/>
+                    <a:stretch>
+                      <a:fillRect/>
+                    </a:stretch>
+                  </pic:blipFill>
+                  <pic:spPr>
+                    <a:xfrm>
+                      <a:off x="0" y="0"/>
+                      <a:ext cx="4058216" cy="666843"/>
+                    </a:xfrm>
+                    <a:prstGeom prst="rect">
+                      <a:avLst/>
+                    </a:prstGeom>
+                  </pic:spPr>
+                </pic:pic>
+              </a:graphicData>
+            </a:graphic>
+          </wp:inline>
+        </w:drawing>
       </w:r>
-      <w:r>
-        <w:t>message]</w:t>
-      </w:r>
-    </w:p>
-    <w:p>
+      <w:bookmarkStart w:id="0" w:name="_GoBack"/>
+      <w:bookmarkEnd w:id="0"/>
       <w:r>
         <w:t>Caption: Client error message when attempting to connect with invalid certificate.</w:t>
       </w:r>
@@ -498,12 +527,12 @@
     </w:p>
     <w:p>
       <w:r>
+        <w:lastRenderedPageBreak/>
         <w:t>[SCREENSHOT PLACEHOLDER: Insert screenshot showing original message]</w:t>
       </w:r>
     </w:p>
     <w:p>
       <w:r>
-        <w:lastRenderedPageBreak/>
         <w:t xml:space="preserve">Caption: Original message before </w:t>
       </w:r>
       <w:r>
@@ -653,6 +682,7 @@
         <w:pStyle w:val="Heading1"/>
       </w:pPr>
       <w:r>
+        <w:lastRenderedPageBreak/>
         <w:t>6. Test 5: Non-Repudiation Verification</w:t>
       </w:r>
     </w:p>
@@ -666,7 +696,6 @@
     </w:p>
     <w:p>
       <w:r>
-        <w:lastRenderedPageBreak/>
         <w:t>Procedure:</w:t>
       </w:r>
     </w:p>
@@ -840,6 +869,7 @@
         <w:pStyle w:val="ListBullet"/>
       </w:pPr>
       <w:r>
+        <w:lastRenderedPageBreak/>
         <w:t xml:space="preserve">• Non-repudiation through </w:t>
       </w:r>
       <w:r>
@@ -12767,7 +12797,7 @@
 </file>
 
 <file path=customXml/itemProps1.xml><?xml version="1.0" encoding="utf-8"?>
-<ds:datastoreItem xmlns:ds="http://schemas.openxmlformats.org/officeDocument/2006/customXml" ds:itemID="{2FFBC859-F91E-4FA6-911F-1FED1D2EE6A2}">
+<ds:datastoreItem xmlns:ds="http://schemas.openxmlformats.org/officeDocument/2006/customXml" ds:itemID="{62A52E0D-8280-4202-8046-CDA13645CDA8}">
   <ds:schemaRefs>
     <ds:schemaRef ds:uri="http://schemas.openxmlformats.org/officeDocument/2006/bibliography"/>
   </ds:schemaRefs>

--- a/i22-1088-Muhammad-Ahmed-Mufti-TestReport-A02.docx
+++ b/i22-1088-Muhammad-Ahmed-Mufti-TestReport-A02.docx
@@ -424,18 +424,50 @@
           </wp:inline>
         </w:drawing>
       </w:r>
-      <w:bookmarkStart w:id="0" w:name="_GoBack"/>
-      <w:bookmarkEnd w:id="0"/>
+    </w:p>
+    <w:p>
       <w:r>
         <w:t>Caption: Client error message when attempting to connect with invalid certificate.</w:t>
       </w:r>
     </w:p>
     <w:p>
       <w:r>
-        <w:t>[SCREENSHOT PLACEHOLDER: Insert screenshot showing server log]</w:t>
+        <w:drawing>
+          <wp:inline distT="0" distB="0" distL="0" distR="0" wp14:anchorId="700C64C4" wp14:editId="115CCEAB">
+            <wp:extent cx="5486400" cy="2880360"/>
+            <wp:effectExtent l="0" t="0" r="0" b="0"/>
+            <wp:docPr id="5" name="Picture 5"/>
+            <wp:cNvGraphicFramePr>
+              <a:graphicFrameLocks xmlns:a="http://schemas.openxmlformats.org/drawingml/2006/main" noChangeAspect="1"/>
+            </wp:cNvGraphicFramePr>
+            <a:graphic xmlns:a="http://schemas.openxmlformats.org/drawingml/2006/main">
+              <a:graphicData uri="http://schemas.openxmlformats.org/drawingml/2006/picture">
+                <pic:pic xmlns:pic="http://schemas.openxmlformats.org/drawingml/2006/picture">
+                  <pic:nvPicPr>
+                    <pic:cNvPr id="1" name=""/>
+                    <pic:cNvPicPr/>
+                  </pic:nvPicPr>
+                  <pic:blipFill>
+                    <a:blip r:embed="rId10"/>
+                    <a:stretch>
+                      <a:fillRect/>
+                    </a:stretch>
+                  </pic:blipFill>
+                  <pic:spPr>
+                    <a:xfrm>
+                      <a:off x="0" y="0"/>
+                      <a:ext cx="5486400" cy="2880360"/>
+                    </a:xfrm>
+                    <a:prstGeom prst="rect">
+                      <a:avLst/>
+                    </a:prstGeom>
+                  </pic:spPr>
+                </pic:pic>
+              </a:graphicData>
+            </a:graphic>
+          </wp:inline>
+        </w:drawing>
       </w:r>
-    </w:p>
-    <w:p>
       <w:r>
         <w:t>Caption: Server log showing certificate validation failure.</w:t>
       </w:r>
@@ -453,6 +485,7 @@
         <w:pStyle w:val="Heading1"/>
       </w:pPr>
       <w:r>
+        <w:lastRenderedPageBreak/>
         <w:t>4. Test 3: Message Tampering Detection</w:t>
       </w:r>
     </w:p>
@@ -527,11 +560,46 @@
     </w:p>
     <w:p>
       <w:r>
-        <w:lastRenderedPageBreak/>
-        <w:t>[SCREENSHOT PLACEHOLDER: Insert screenshot showing original message]</w:t>
+        <w:drawing>
+          <wp:inline distT="0" distB="0" distL="0" distR="0" wp14:anchorId="48CEC670" wp14:editId="24F1F301">
+            <wp:extent cx="466790" cy="257211"/>
+            <wp:effectExtent l="0" t="0" r="9525" b="9525"/>
+            <wp:docPr id="8" name="Picture 8"/>
+            <wp:cNvGraphicFramePr>
+              <a:graphicFrameLocks xmlns:a="http://schemas.openxmlformats.org/drawingml/2006/main" noChangeAspect="1"/>
+            </wp:cNvGraphicFramePr>
+            <a:graphic xmlns:a="http://schemas.openxmlformats.org/drawingml/2006/main">
+              <a:graphicData uri="http://schemas.openxmlformats.org/drawingml/2006/picture">
+                <pic:pic xmlns:pic="http://schemas.openxmlformats.org/drawingml/2006/picture">
+                  <pic:nvPicPr>
+                    <pic:cNvPr id="1" name=""/>
+                    <pic:cNvPicPr/>
+                  </pic:nvPicPr>
+                  <pic:blipFill>
+                    <a:blip r:embed="rId11"/>
+                    <a:stretch>
+                      <a:fillRect/>
+                    </a:stretch>
+                  </pic:blipFill>
+                  <pic:spPr>
+                    <a:xfrm>
+                      <a:off x="0" y="0"/>
+                      <a:ext cx="466790" cy="257211"/>
+                    </a:xfrm>
+                    <a:prstGeom prst="rect">
+                      <a:avLst/>
+                    </a:prstGeom>
+                  </pic:spPr>
+                </pic:pic>
+              </a:graphicData>
+            </a:graphic>
+          </wp:inline>
+        </w:drawing>
       </w:r>
     </w:p>
     <w:p>
+      <w:bookmarkStart w:id="0" w:name="_GoBack"/>
+      <w:bookmarkEnd w:id="0"/>
       <w:r>
         <w:t xml:space="preserve">Caption: Original message before </w:t>
       </w:r>
@@ -541,7 +609,41 @@
     </w:p>
     <w:p>
       <w:r>
-        <w:t>[SCREENSHOT PLACEHOLDER: Insert screenshot showing tampered message]</w:t>
+        <w:drawing>
+          <wp:inline distT="0" distB="0" distL="0" distR="0" wp14:anchorId="3EDF8289" wp14:editId="4B496883">
+            <wp:extent cx="2876951" cy="952633"/>
+            <wp:effectExtent l="0" t="0" r="0" b="0"/>
+            <wp:docPr id="7" name="Picture 7"/>
+            <wp:cNvGraphicFramePr>
+              <a:graphicFrameLocks xmlns:a="http://schemas.openxmlformats.org/drawingml/2006/main" noChangeAspect="1"/>
+            </wp:cNvGraphicFramePr>
+            <a:graphic xmlns:a="http://schemas.openxmlformats.org/drawingml/2006/main">
+              <a:graphicData uri="http://schemas.openxmlformats.org/drawingml/2006/picture">
+                <pic:pic xmlns:pic="http://schemas.openxmlformats.org/drawingml/2006/picture">
+                  <pic:nvPicPr>
+                    <pic:cNvPr id="1" name=""/>
+                    <pic:cNvPicPr/>
+                  </pic:nvPicPr>
+                  <pic:blipFill>
+                    <a:blip r:embed="rId12"/>
+                    <a:stretch>
+                      <a:fillRect/>
+                    </a:stretch>
+                  </pic:blipFill>
+                  <pic:spPr>
+                    <a:xfrm>
+                      <a:off x="0" y="0"/>
+                      <a:ext cx="2876951" cy="952633"/>
+                    </a:xfrm>
+                    <a:prstGeom prst="rect">
+                      <a:avLst/>
+                    </a:prstGeom>
+                  </pic:spPr>
+                </pic:pic>
+              </a:graphicData>
+            </a:graphic>
+          </wp:inline>
+        </w:drawing>
       </w:r>
     </w:p>
     <w:p>
@@ -551,10 +653,42 @@
     </w:p>
     <w:p>
       <w:r>
-        <w:t>[SCREENSHOT PLACEHOLDER: Insert screenshot showing server error]</w:t>
+        <w:drawing>
+          <wp:inline distT="0" distB="0" distL="0" distR="0" wp14:anchorId="5038AF31" wp14:editId="574118EC">
+            <wp:extent cx="5486400" cy="1705610"/>
+            <wp:effectExtent l="0" t="0" r="0" b="8890"/>
+            <wp:docPr id="6" name="Picture 6"/>
+            <wp:cNvGraphicFramePr>
+              <a:graphicFrameLocks xmlns:a="http://schemas.openxmlformats.org/drawingml/2006/main" noChangeAspect="1"/>
+            </wp:cNvGraphicFramePr>
+            <a:graphic xmlns:a="http://schemas.openxmlformats.org/drawingml/2006/main">
+              <a:graphicData uri="http://schemas.openxmlformats.org/drawingml/2006/picture">
+                <pic:pic xmlns:pic="http://schemas.openxmlformats.org/drawingml/2006/picture">
+                  <pic:nvPicPr>
+                    <pic:cNvPr id="1" name=""/>
+                    <pic:cNvPicPr/>
+                  </pic:nvPicPr>
+                  <pic:blipFill>
+                    <a:blip r:embed="rId13"/>
+                    <a:stretch>
+                      <a:fillRect/>
+                    </a:stretch>
+                  </pic:blipFill>
+                  <pic:spPr>
+                    <a:xfrm>
+                      <a:off x="0" y="0"/>
+                      <a:ext cx="5486400" cy="1705610"/>
+                    </a:xfrm>
+                    <a:prstGeom prst="rect">
+                      <a:avLst/>
+                    </a:prstGeom>
+                  </pic:spPr>
+                </pic:pic>
+              </a:graphicData>
+            </a:graphic>
+          </wp:inline>
+        </w:drawing>
       </w:r>
-    </w:p>
-    <w:p>
       <w:r>
         <w:t xml:space="preserve">Caption: Server error message: 'SIG FAIL: Invalid </w:t>
       </w:r>
@@ -585,6 +719,7 @@
     </w:p>
     <w:p>
       <w:r>
+        <w:lastRenderedPageBreak/>
         <w:t>Procedure:</w:t>
       </w:r>
     </w:p>
@@ -682,7 +817,6 @@
         <w:pStyle w:val="Heading1"/>
       </w:pPr>
       <w:r>
-        <w:lastRenderedPageBreak/>
         <w:t>6. Test 5: Non-Repudiation Verification</w:t>
       </w:r>
     </w:p>
@@ -767,6 +901,7 @@
     </w:p>
     <w:p>
       <w:r>
+        <w:lastRenderedPageBreak/>
         <w:t>[SCREENSHOT PLACEHOLDER: Insert screenshot showing receipt]</w:t>
       </w:r>
     </w:p>
@@ -869,7 +1004,6 @@
         <w:pStyle w:val="ListBullet"/>
       </w:pPr>
       <w:r>
-        <w:lastRenderedPageBreak/>
         <w:t xml:space="preserve">• Non-repudiation through </w:t>
       </w:r>
       <w:r>
@@ -12797,7 +12931,7 @@
 </file>
 
 <file path=customXml/itemProps1.xml><?xml version="1.0" encoding="utf-8"?>
-<ds:datastoreItem xmlns:ds="http://schemas.openxmlformats.org/officeDocument/2006/customXml" ds:itemID="{62A52E0D-8280-4202-8046-CDA13645CDA8}">
+<ds:datastoreItem xmlns:ds="http://schemas.openxmlformats.org/officeDocument/2006/customXml" ds:itemID="{5C65E8D0-FA32-402C-B7F7-54450119D677}">
   <ds:schemaRefs>
     <ds:schemaRef ds:uri="http://schemas.openxmlformats.org/officeDocument/2006/bibliography"/>
   </ds:schemaRefs>

--- a/i22-1088-Muhammad-Ahmed-Mufti-TestReport-A02.docx
+++ b/i22-1088-Muhammad-Ahmed-Mufti-TestReport-A02.docx
@@ -598,8 +598,6 @@
       </w:r>
     </w:p>
     <w:p>
-      <w:bookmarkStart w:id="0" w:name="_GoBack"/>
-      <w:bookmarkEnd w:id="0"/>
       <w:r>
         <w:t xml:space="preserve">Caption: Original message before </w:t>
       </w:r>
@@ -773,7 +771,41 @@
     </w:p>
     <w:p>
       <w:r>
-        <w:t>[SCREENSHOT PLACEHOLDER: Insert screenshot showing message sequence]</w:t>
+        <w:drawing>
+          <wp:inline distT="0" distB="0" distL="0" distR="0" wp14:anchorId="7676E213" wp14:editId="6B3D88C7">
+            <wp:extent cx="4315427" cy="1324160"/>
+            <wp:effectExtent l="0" t="0" r="0" b="9525"/>
+            <wp:docPr id="12" name="Picture 12"/>
+            <wp:cNvGraphicFramePr>
+              <a:graphicFrameLocks xmlns:a="http://schemas.openxmlformats.org/drawingml/2006/main" noChangeAspect="1"/>
+            </wp:cNvGraphicFramePr>
+            <a:graphic xmlns:a="http://schemas.openxmlformats.org/drawingml/2006/main">
+              <a:graphicData uri="http://schemas.openxmlformats.org/drawingml/2006/picture">
+                <pic:pic xmlns:pic="http://schemas.openxmlformats.org/drawingml/2006/picture">
+                  <pic:nvPicPr>
+                    <pic:cNvPr id="1" name=""/>
+                    <pic:cNvPicPr/>
+                  </pic:nvPicPr>
+                  <pic:blipFill>
+                    <a:blip r:embed="rId14"/>
+                    <a:stretch>
+                      <a:fillRect/>
+                    </a:stretch>
+                  </pic:blipFill>
+                  <pic:spPr>
+                    <a:xfrm>
+                      <a:off x="0" y="0"/>
+                      <a:ext cx="4315427" cy="1324160"/>
+                    </a:xfrm>
+                    <a:prstGeom prst="rect">
+                      <a:avLst/>
+                    </a:prstGeom>
+                  </pic:spPr>
+                </pic:pic>
+              </a:graphicData>
+            </a:graphic>
+          </wp:inline>
+        </w:drawing>
       </w:r>
     </w:p>
     <w:p>
@@ -783,10 +815,41 @@
     </w:p>
     <w:p>
       <w:r>
-        <w:t>[SCREENSHOT PLACEHOLDER: Insert screensho</w:t>
-      </w:r>
-      <w:r>
-        <w:t>t showing replayed message]</w:t>
+        <w:drawing>
+          <wp:inline distT="0" distB="0" distL="0" distR="0" wp14:anchorId="61F53BF0" wp14:editId="7F439122">
+            <wp:extent cx="3391373" cy="1057423"/>
+            <wp:effectExtent l="0" t="0" r="0" b="9525"/>
+            <wp:docPr id="11" name="Picture 11"/>
+            <wp:cNvGraphicFramePr>
+              <a:graphicFrameLocks xmlns:a="http://schemas.openxmlformats.org/drawingml/2006/main" noChangeAspect="1"/>
+            </wp:cNvGraphicFramePr>
+            <a:graphic xmlns:a="http://schemas.openxmlformats.org/drawingml/2006/main">
+              <a:graphicData uri="http://schemas.openxmlformats.org/drawingml/2006/picture">
+                <pic:pic xmlns:pic="http://schemas.openxmlformats.org/drawingml/2006/picture">
+                  <pic:nvPicPr>
+                    <pic:cNvPr id="1" name=""/>
+                    <pic:cNvPicPr/>
+                  </pic:nvPicPr>
+                  <pic:blipFill>
+                    <a:blip r:embed="rId15"/>
+                    <a:stretch>
+                      <a:fillRect/>
+                    </a:stretch>
+                  </pic:blipFill>
+                  <pic:spPr>
+                    <a:xfrm>
+                      <a:off x="0" y="0"/>
+                      <a:ext cx="3391373" cy="1057423"/>
+                    </a:xfrm>
+                    <a:prstGeom prst="rect">
+                      <a:avLst/>
+                    </a:prstGeom>
+                  </pic:spPr>
+                </pic:pic>
+              </a:graphicData>
+            </a:graphic>
+          </wp:inline>
+        </w:drawing>
       </w:r>
     </w:p>
     <w:p>
@@ -796,10 +859,46 @@
     </w:p>
     <w:p>
       <w:r>
-        <w:t>[SCREENSHOT PLACEHOLDER: Insert screenshot showing server error]</w:t>
+        <w:drawing>
+          <wp:inline distT="0" distB="0" distL="0" distR="0" wp14:anchorId="537B2506" wp14:editId="36482BA0">
+            <wp:extent cx="4344006" cy="1771897"/>
+            <wp:effectExtent l="0" t="0" r="0" b="0"/>
+            <wp:docPr id="9" name="Picture 9"/>
+            <wp:cNvGraphicFramePr>
+              <a:graphicFrameLocks xmlns:a="http://schemas.openxmlformats.org/drawingml/2006/main" noChangeAspect="1"/>
+            </wp:cNvGraphicFramePr>
+            <a:graphic xmlns:a="http://schemas.openxmlformats.org/drawingml/2006/main">
+              <a:graphicData uri="http://schemas.openxmlformats.org/drawingml/2006/picture">
+                <pic:pic xmlns:pic="http://schemas.openxmlformats.org/drawingml/2006/picture">
+                  <pic:nvPicPr>
+                    <pic:cNvPr id="1" name=""/>
+                    <pic:cNvPicPr/>
+                  </pic:nvPicPr>
+                  <pic:blipFill>
+                    <a:blip r:embed="rId16"/>
+                    <a:stretch>
+                      <a:fillRect/>
+                    </a:stretch>
+                  </pic:blipFill>
+                  <pic:spPr>
+                    <a:xfrm>
+                      <a:off x="0" y="0"/>
+                      <a:ext cx="4344006" cy="1771897"/>
+                    </a:xfrm>
+                    <a:prstGeom prst="rect">
+                      <a:avLst/>
+                    </a:prstGeom>
+                  </pic:spPr>
+                </pic:pic>
+              </a:graphicData>
+            </a:graphic>
+          </wp:inline>
+        </w:drawing>
       </w:r>
     </w:p>
     <w:p>
+      <w:bookmarkStart w:id="0" w:name="_GoBack"/>
+      <w:bookmarkEnd w:id="0"/>
       <w:r>
         <w:t>Caption: Server error message: 'REPLAY: Invalid sequence number'</w:t>
       </w:r>
@@ -817,6 +916,7 @@
         <w:pStyle w:val="Heading1"/>
       </w:pPr>
       <w:r>
+        <w:lastRenderedPageBreak/>
         <w:t>6. Test 5: Non-Repudiation Verification</w:t>
       </w:r>
     </w:p>
@@ -901,7 +1001,6 @@
     </w:p>
     <w:p>
       <w:r>
-        <w:lastRenderedPageBreak/>
         <w:t>[SCREENSHOT PLACEHOLDER: Insert screenshot showing receipt]</w:t>
       </w:r>
     </w:p>
@@ -1004,6 +1103,7 @@
         <w:pStyle w:val="ListBullet"/>
       </w:pPr>
       <w:r>
+        <w:lastRenderedPageBreak/>
         <w:t xml:space="preserve">• Non-repudiation through </w:t>
       </w:r>
       <w:r>
@@ -12931,7 +13031,7 @@
 </file>
 
 <file path=customXml/itemProps1.xml><?xml version="1.0" encoding="utf-8"?>
-<ds:datastoreItem xmlns:ds="http://schemas.openxmlformats.org/officeDocument/2006/customXml" ds:itemID="{5C65E8D0-FA32-402C-B7F7-54450119D677}">
+<ds:datastoreItem xmlns:ds="http://schemas.openxmlformats.org/officeDocument/2006/customXml" ds:itemID="{4DE5750B-E44D-4E71-ABD5-8A26041BD291}">
   <ds:schemaRefs>
     <ds:schemaRef ds:uri="http://schemas.openxmlformats.org/officeDocument/2006/bibliography"/>
   </ds:schemaRefs>

--- a/i22-1088-Muhammad-Ahmed-Mufti-TestReport-A02.docx
+++ b/i22-1088-Muhammad-Ahmed-Mufti-TestReport-A02.docx
@@ -810,7 +810,15 @@
     </w:p>
     <w:p>
       <w:r>
-        <w:t>Caption: Normal message sequence (seqno 1, 2, 3).</w:t>
+        <w:t>Caption: Normal message sequence (</w:t>
+      </w:r>
+      <w:proofErr w:type="spellStart"/>
+      <w:r>
+        <w:t>seqno</w:t>
+      </w:r>
+      <w:proofErr w:type="spellEnd"/>
+      <w:r>
+        <w:t xml:space="preserve"> 1, 2, 3).</w:t>
       </w:r>
     </w:p>
     <w:p>
@@ -897,8 +905,6 @@
       </w:r>
     </w:p>
     <w:p>
-      <w:bookmarkStart w:id="0" w:name="_GoBack"/>
-      <w:bookmarkEnd w:id="0"/>
       <w:r>
         <w:t>Caption: Server error message: 'REPLAY: Invalid sequence number'</w:t>
       </w:r>
@@ -991,7 +997,41 @@
     </w:p>
     <w:p>
       <w:r>
-        <w:t>[SCREENSHOT PLACEHOLDER: Insert screenshot showing original transcript]</w:t>
+        <w:drawing>
+          <wp:inline distT="0" distB="0" distL="0" distR="0" wp14:anchorId="5D7FE855" wp14:editId="5B56BC4A">
+            <wp:extent cx="4410691" cy="2695951"/>
+            <wp:effectExtent l="0" t="0" r="9525" b="0"/>
+            <wp:docPr id="14" name="Picture 14"/>
+            <wp:cNvGraphicFramePr>
+              <a:graphicFrameLocks xmlns:a="http://schemas.openxmlformats.org/drawingml/2006/main" noChangeAspect="1"/>
+            </wp:cNvGraphicFramePr>
+            <a:graphic xmlns:a="http://schemas.openxmlformats.org/drawingml/2006/main">
+              <a:graphicData uri="http://schemas.openxmlformats.org/drawingml/2006/picture">
+                <pic:pic xmlns:pic="http://schemas.openxmlformats.org/drawingml/2006/picture">
+                  <pic:nvPicPr>
+                    <pic:cNvPr id="1" name=""/>
+                    <pic:cNvPicPr/>
+                  </pic:nvPicPr>
+                  <pic:blipFill>
+                    <a:blip r:embed="rId17"/>
+                    <a:stretch>
+                      <a:fillRect/>
+                    </a:stretch>
+                  </pic:blipFill>
+                  <pic:spPr>
+                    <a:xfrm>
+                      <a:off x="0" y="0"/>
+                      <a:ext cx="4410691" cy="2695951"/>
+                    </a:xfrm>
+                    <a:prstGeom prst="rect">
+                      <a:avLst/>
+                    </a:prstGeom>
+                  </pic:spPr>
+                </pic:pic>
+              </a:graphicData>
+            </a:graphic>
+          </wp:inline>
+        </w:drawing>
       </w:r>
     </w:p>
     <w:p>
@@ -1001,17 +1041,84 @@
     </w:p>
     <w:p>
       <w:r>
-        <w:t>[SCREENSHOT PLACEHOLDER: Insert screenshot showing receipt]</w:t>
+        <w:lastRenderedPageBreak/>
+        <w:drawing>
+          <wp:inline distT="0" distB="0" distL="0" distR="0" wp14:anchorId="4F3B7EC7" wp14:editId="387B7415">
+            <wp:extent cx="5486400" cy="3300730"/>
+            <wp:effectExtent l="0" t="0" r="0" b="0"/>
+            <wp:docPr id="13" name="Picture 13"/>
+            <wp:cNvGraphicFramePr>
+              <a:graphicFrameLocks xmlns:a="http://schemas.openxmlformats.org/drawingml/2006/main" noChangeAspect="1"/>
+            </wp:cNvGraphicFramePr>
+            <a:graphic xmlns:a="http://schemas.openxmlformats.org/drawingml/2006/main">
+              <a:graphicData uri="http://schemas.openxmlformats.org/drawingml/2006/picture">
+                <pic:pic xmlns:pic="http://schemas.openxmlformats.org/drawingml/2006/picture">
+                  <pic:nvPicPr>
+                    <pic:cNvPr id="1" name=""/>
+                    <pic:cNvPicPr/>
+                  </pic:nvPicPr>
+                  <pic:blipFill>
+                    <a:blip r:embed="rId18"/>
+                    <a:stretch>
+                      <a:fillRect/>
+                    </a:stretch>
+                  </pic:blipFill>
+                  <pic:spPr>
+                    <a:xfrm>
+                      <a:off x="0" y="0"/>
+                      <a:ext cx="5486400" cy="3300730"/>
+                    </a:xfrm>
+                    <a:prstGeom prst="rect">
+                      <a:avLst/>
+                    </a:prstGeom>
+                  </pic:spPr>
+                </pic:pic>
+              </a:graphicData>
+            </a:graphic>
+          </wp:inline>
+        </w:drawing>
       </w:r>
-    </w:p>
-    <w:p>
       <w:r>
         <w:t>Caption: Session receipt with hash and signature.</w:t>
       </w:r>
     </w:p>
     <w:p>
       <w:r>
-        <w:t>[SCREENSHOT PLACEHOLDER: Insert screenshot showing hash verification]</w:t>
+        <w:drawing>
+          <wp:inline distT="0" distB="0" distL="0" distR="0" wp14:anchorId="63AEA1C8" wp14:editId="4086C3CB">
+            <wp:extent cx="3343742" cy="781159"/>
+            <wp:effectExtent l="0" t="0" r="9525" b="0"/>
+            <wp:docPr id="15" name="Picture 15"/>
+            <wp:cNvGraphicFramePr>
+              <a:graphicFrameLocks xmlns:a="http://schemas.openxmlformats.org/drawingml/2006/main" noChangeAspect="1"/>
+            </wp:cNvGraphicFramePr>
+            <a:graphic xmlns:a="http://schemas.openxmlformats.org/drawingml/2006/main">
+              <a:graphicData uri="http://schemas.openxmlformats.org/drawingml/2006/picture">
+                <pic:pic xmlns:pic="http://schemas.openxmlformats.org/drawingml/2006/picture">
+                  <pic:nvPicPr>
+                    <pic:cNvPr id="1" name=""/>
+                    <pic:cNvPicPr/>
+                  </pic:nvPicPr>
+                  <pic:blipFill>
+                    <a:blip r:embed="rId19"/>
+                    <a:stretch>
+                      <a:fillRect/>
+                    </a:stretch>
+                  </pic:blipFill>
+                  <pic:spPr>
+                    <a:xfrm>
+                      <a:off x="0" y="0"/>
+                      <a:ext cx="3343742" cy="781159"/>
+                    </a:xfrm>
+                    <a:prstGeom prst="rect">
+                      <a:avLst/>
+                    </a:prstGeom>
+                  </pic:spPr>
+                </pic:pic>
+              </a:graphicData>
+            </a:graphic>
+          </wp:inline>
+        </w:drawing>
       </w:r>
     </w:p>
     <w:p>
@@ -1024,20 +1131,87 @@
     </w:p>
     <w:p>
       <w:r>
-        <w:t>[SCREENSHOT PLACEHOLDER: Insert screenshot showing modified transcript]</w:t>
+        <w:lastRenderedPageBreak/>
+        <w:drawing>
+          <wp:inline distT="0" distB="0" distL="0" distR="0" wp14:anchorId="5B6341B4" wp14:editId="7E391F60">
+            <wp:extent cx="5486400" cy="3738880"/>
+            <wp:effectExtent l="0" t="0" r="0" b="0"/>
+            <wp:docPr id="16" name="Picture 16"/>
+            <wp:cNvGraphicFramePr>
+              <a:graphicFrameLocks xmlns:a="http://schemas.openxmlformats.org/drawingml/2006/main" noChangeAspect="1"/>
+            </wp:cNvGraphicFramePr>
+            <a:graphic xmlns:a="http://schemas.openxmlformats.org/drawingml/2006/main">
+              <a:graphicData uri="http://schemas.openxmlformats.org/drawingml/2006/picture">
+                <pic:pic xmlns:pic="http://schemas.openxmlformats.org/drawingml/2006/picture">
+                  <pic:nvPicPr>
+                    <pic:cNvPr id="1" name=""/>
+                    <pic:cNvPicPr/>
+                  </pic:nvPicPr>
+                  <pic:blipFill>
+                    <a:blip r:embed="rId20"/>
+                    <a:stretch>
+                      <a:fillRect/>
+                    </a:stretch>
+                  </pic:blipFill>
+                  <pic:spPr>
+                    <a:xfrm>
+                      <a:off x="0" y="0"/>
+                      <a:ext cx="5486400" cy="3738880"/>
+                    </a:xfrm>
+                    <a:prstGeom prst="rect">
+                      <a:avLst/>
+                    </a:prstGeom>
+                  </pic:spPr>
+                </pic:pic>
+              </a:graphicData>
+            </a:graphic>
+          </wp:inline>
+        </w:drawing>
       </w:r>
-    </w:p>
-    <w:p>
       <w:r>
         <w:t>Caption: Modified transcript (message changed).</w:t>
       </w:r>
     </w:p>
     <w:p>
       <w:r>
-        <w:t>[SCREENSHOT PLACEHOLDER: Insert screenshot showing hash mismatch]</w:t>
+        <w:drawing>
+          <wp:inline distT="0" distB="0" distL="0" distR="0" wp14:anchorId="5C757719" wp14:editId="73B047E1">
+            <wp:extent cx="5477639" cy="2724530"/>
+            <wp:effectExtent l="0" t="0" r="8890" b="0"/>
+            <wp:docPr id="17" name="Picture 17"/>
+            <wp:cNvGraphicFramePr>
+              <a:graphicFrameLocks xmlns:a="http://schemas.openxmlformats.org/drawingml/2006/main" noChangeAspect="1"/>
+            </wp:cNvGraphicFramePr>
+            <a:graphic xmlns:a="http://schemas.openxmlformats.org/drawingml/2006/main">
+              <a:graphicData uri="http://schemas.openxmlformats.org/drawingml/2006/picture">
+                <pic:pic xmlns:pic="http://schemas.openxmlformats.org/drawingml/2006/picture">
+                  <pic:nvPicPr>
+                    <pic:cNvPr id="1" name=""/>
+                    <pic:cNvPicPr/>
+                  </pic:nvPicPr>
+                  <pic:blipFill>
+                    <a:blip r:embed="rId21"/>
+                    <a:stretch>
+                      <a:fillRect/>
+                    </a:stretch>
+                  </pic:blipFill>
+                  <pic:spPr>
+                    <a:xfrm>
+                      <a:off x="0" y="0"/>
+                      <a:ext cx="5477639" cy="2724530"/>
+                    </a:xfrm>
+                    <a:prstGeom prst="rect">
+                      <a:avLst/>
+                    </a:prstGeom>
+                  </pic:spPr>
+                </pic:pic>
+              </a:graphicData>
+            </a:graphic>
+          </wp:inline>
+        </w:drawing>
       </w:r>
-    </w:p>
-    <w:p>
+      <w:bookmarkStart w:id="0" w:name="_GoBack"/>
+      <w:bookmarkEnd w:id="0"/>
       <w:r>
         <w:t>Caption: Hash verification showing mismatc</w:t>
       </w:r>
@@ -1058,6 +1232,7 @@
         <w:pStyle w:val="Heading1"/>
       </w:pPr>
       <w:r>
+        <w:lastRenderedPageBreak/>
         <w:t>7. Conclusion</w:t>
       </w:r>
     </w:p>
@@ -1103,7 +1278,6 @@
         <w:pStyle w:val="ListBullet"/>
       </w:pPr>
       <w:r>
-        <w:lastRenderedPageBreak/>
         <w:t xml:space="preserve">• Non-repudiation through </w:t>
       </w:r>
       <w:r>
@@ -13031,7 +13205,7 @@
 </file>
 
 <file path=customXml/itemProps1.xml><?xml version="1.0" encoding="utf-8"?>
-<ds:datastoreItem xmlns:ds="http://schemas.openxmlformats.org/officeDocument/2006/customXml" ds:itemID="{4DE5750B-E44D-4E71-ABD5-8A26041BD291}">
+<ds:datastoreItem xmlns:ds="http://schemas.openxmlformats.org/officeDocument/2006/customXml" ds:itemID="{BD618075-5D86-4A9A-B608-EBE81363A1D5}">
   <ds:schemaRefs>
     <ds:schemaRef ds:uri="http://schemas.openxmlformats.org/officeDocument/2006/bibliography"/>
   </ds:schemaRefs>
